--- a/klagomål/A 24777-2025 FSC-klagomål.docx
+++ b/klagomål/A 24777-2025 FSC-klagomål.docx
@@ -810,7 +810,7 @@
     <w:r>
       <w:tab/>
       <w:tab/>
-      <w:t>2025-06-23</w:t>
+      <w:t>2025-06-24</w:t>
       <w:br/>
       <w:br/>
     </w:r>

--- a/klagomål/A 24777-2025 FSC-klagomål.docx
+++ b/klagomål/A 24777-2025 FSC-klagomål.docx
@@ -810,7 +810,7 @@
     <w:r>
       <w:tab/>
       <w:tab/>
-      <w:t>2025-06-24</w:t>
+      <w:t>2025-06-25</w:t>
       <w:br/>
       <w:br/>
     </w:r>

--- a/klagomål/A 24777-2025 FSC-klagomål.docx
+++ b/klagomål/A 24777-2025 FSC-klagomål.docx
@@ -810,7 +810,7 @@
     <w:r>
       <w:tab/>
       <w:tab/>
-      <w:t>2025-06-25</w:t>
+      <w:t>2025-06-26</w:t>
       <w:br/>
       <w:br/>
     </w:r>

--- a/klagomål/A 24777-2025 FSC-klagomål.docx
+++ b/klagomål/A 24777-2025 FSC-klagomål.docx
@@ -810,7 +810,7 @@
     <w:r>
       <w:tab/>
       <w:tab/>
-      <w:t>2025-06-26</w:t>
+      <w:t>2025-06-27</w:t>
       <w:br/>
       <w:br/>
     </w:r>

--- a/klagomål/A 24777-2025 FSC-klagomål.docx
+++ b/klagomål/A 24777-2025 FSC-klagomål.docx
@@ -810,7 +810,7 @@
     <w:r>
       <w:tab/>
       <w:tab/>
-      <w:t>2025-06-27</w:t>
+      <w:t>2025-06-28</w:t>
       <w:br/>
       <w:br/>
     </w:r>

--- a/klagomål/A 24777-2025 FSC-klagomål.docx
+++ b/klagomål/A 24777-2025 FSC-klagomål.docx
@@ -810,7 +810,7 @@
     <w:r>
       <w:tab/>
       <w:tab/>
-      <w:t>2025-06-28</w:t>
+      <w:t>2025-06-29</w:t>
       <w:br/>
       <w:br/>
     </w:r>

--- a/klagomål/A 24777-2025 FSC-klagomål.docx
+++ b/klagomål/A 24777-2025 FSC-klagomål.docx
@@ -810,7 +810,7 @@
     <w:r>
       <w:tab/>
       <w:tab/>
-      <w:t>2025-06-29</w:t>
+      <w:t>2025-06-30</w:t>
       <w:br/>
       <w:br/>
     </w:r>

--- a/klagomål/A 24777-2025 FSC-klagomål.docx
+++ b/klagomål/A 24777-2025 FSC-klagomål.docx
@@ -810,7 +810,7 @@
     <w:r>
       <w:tab/>
       <w:tab/>
-      <w:t>2025-06-30</w:t>
+      <w:t>2025-07-01</w:t>
       <w:br/>
       <w:br/>
     </w:r>

--- a/klagomål/A 24777-2025 FSC-klagomål.docx
+++ b/klagomål/A 24777-2025 FSC-klagomål.docx
@@ -810,7 +810,7 @@
     <w:r>
       <w:tab/>
       <w:tab/>
-      <w:t>2025-07-01</w:t>
+      <w:t>2025-07-02</w:t>
       <w:br/>
       <w:br/>
     </w:r>

--- a/klagomål/A 24777-2025 FSC-klagomål.docx
+++ b/klagomål/A 24777-2025 FSC-klagomål.docx
@@ -810,7 +810,7 @@
     <w:r>
       <w:tab/>
       <w:tab/>
-      <w:t>2025-07-02</w:t>
+      <w:t>2025-07-03</w:t>
       <w:br/>
       <w:br/>
     </w:r>

--- a/klagomål/A 24777-2025 FSC-klagomål.docx
+++ b/klagomål/A 24777-2025 FSC-klagomål.docx
@@ -810,7 +810,7 @@
     <w:r>
       <w:tab/>
       <w:tab/>
-      <w:t>2025-07-03</w:t>
+      <w:t>2025-07-04</w:t>
       <w:br/>
       <w:br/>
     </w:r>

--- a/klagomål/A 24777-2025 FSC-klagomål.docx
+++ b/klagomål/A 24777-2025 FSC-klagomål.docx
@@ -810,7 +810,7 @@
     <w:r>
       <w:tab/>
       <w:tab/>
-      <w:t>2025-07-04</w:t>
+      <w:t>2025-07-05</w:t>
       <w:br/>
       <w:br/>
     </w:r>

--- a/klagomål/A 24777-2025 FSC-klagomål.docx
+++ b/klagomål/A 24777-2025 FSC-klagomål.docx
@@ -810,7 +810,7 @@
     <w:r>
       <w:tab/>
       <w:tab/>
-      <w:t>2025-07-05</w:t>
+      <w:t>2025-07-06</w:t>
       <w:br/>
       <w:br/>
     </w:r>

--- a/klagomål/A 24777-2025 FSC-klagomål.docx
+++ b/klagomål/A 24777-2025 FSC-klagomål.docx
@@ -810,7 +810,7 @@
     <w:r>
       <w:tab/>
       <w:tab/>
-      <w:t>2025-07-06</w:t>
+      <w:t>2025-07-07</w:t>
       <w:br/>
       <w:br/>
     </w:r>

--- a/klagomål/A 24777-2025 FSC-klagomål.docx
+++ b/klagomål/A 24777-2025 FSC-klagomål.docx
@@ -810,7 +810,7 @@
     <w:r>
       <w:tab/>
       <w:tab/>
-      <w:t>2025-07-07</w:t>
+      <w:t>2025-07-08</w:t>
       <w:br/>
       <w:br/>
     </w:r>

--- a/klagomål/A 24777-2025 FSC-klagomål.docx
+++ b/klagomål/A 24777-2025 FSC-klagomål.docx
@@ -265,7 +265,25 @@
         <w:t>Lunglav (NT)</w:t>
       </w:r>
       <w:r>
-        <w:t xml:space="preserve"> är en av vårt lands främsta signalarter som överallt indikerar gamla lövträd, skogsbestånd med höga naturvärden och ekosystem med lång skoglig kontinuitet. Lokalt kan förekomsten vara mycket riklig men den hittas nästan enbart i gamla och ej slutavverkade skogar. Artens samtliga förekomster bör uppmärksammas från naturvårdssynpunkt, då många lokaler även hyser andra ovanliga och rödlistade arter. Rikliga förekomster bör skyddas med biotopskydd, frivilliga avsättningar eller reservat (SLU Artdatabanken, 2024; Nitare &amp; Skogsstyrelsen, 2019).</w:t>
+        <w:t xml:space="preserve"> är en av vårt lands främsta signalarter som överallt indikerar gamla lövträd, skogsbestånd med höga naturvärden och ekosystem med lång skoglig kontinuitet. Lokalt kan förekomsten vara mycket riklig men den hittas nästan enbart i gamla och ej slutavverkade skogar. Artens samtliga förekomster bör uppmärksammas från naturvårdssynpunkt, då många lokaler även hyser andra ovanliga och rödlistade arter. Rikliga förekomster bör skyddas med biotopskydd, frivilliga avsättningar eller reservat. Det finns ett antal sällsynta lavparasiter som växer på lunglav: lunglavsknapp (VU), skrovelmössing (DD), lunglavshårprick (DD), </w:t>
+      </w:r>
+      <w:r>
+        <w:rPr>
+          <w:i/>
+        </w:rPr>
+        <w:t>Calycina alstrupii</w:t>
+      </w:r>
+      <w:r>
+        <w:t xml:space="preserve"> (NA) och </w:t>
+      </w:r>
+      <w:r>
+        <w:rPr>
+          <w:i/>
+        </w:rPr>
+        <w:t>Chalara lobariae</w:t>
+      </w:r>
+      <w:r>
+        <w:t xml:space="preserve"> (NA) (SLU Artdatabanken, 2025; SLU Artdatabanken, 2024; Nitare &amp; Skogsstyrelsen, 2019).</w:t>
       </w:r>
     </w:p>
     <w:p>
@@ -625,7 +643,7 @@
         <w:t>Plectocarpon lichenum</w:t>
       </w:r>
       <w:r>
-        <w:t xml:space="preserve"> (VU). Det finns ytterligare två rödlistade parasiter vilka bara förekommer på lunglav, Skrovelmössing </w:t>
+        <w:t xml:space="preserve"> (VU). Det finns ytterligare ett antal parasiter vilka bara förekommer på lunglav: Skrovelmössing </w:t>
       </w:r>
       <w:r>
         <w:rPr>
@@ -643,7 +661,25 @@
         <w:t>Niesslia lobariae</w:t>
       </w:r>
       <w:r>
-        <w:t xml:space="preserve"> (rödlistad som Kunskapsbrist DD). Skrovelmössing (DD) har små svarta apothecier och bruna, 1-septerade sporer och Lunglavshårprick (DD) har brunhåriga perithecier och färglösa, 1-septerade sporer (SLU Artdatabanken, 2024; Nitare &amp; Skogsstyrelsen, 2019).</w:t>
+        <w:t xml:space="preserve"> (rödlistad som Kunskapsbrist DD). Skrovelmössing (DD) har små svarta apothecier och bruna, 1-septerade sporer och Lunglavshårprick (DD) har brunhåriga perithecier och färglösa, 1-septerade sporer. Nyligen har ytterligare två lavparasiter påträffats i Sverige som växer på lunglav: </w:t>
+      </w:r>
+      <w:r>
+        <w:rPr>
+          <w:i/>
+        </w:rPr>
+        <w:t>Calycina alstrupii</w:t>
+      </w:r>
+      <w:r>
+        <w:t xml:space="preserve"> (NA) och </w:t>
+      </w:r>
+      <w:r>
+        <w:rPr>
+          <w:i/>
+        </w:rPr>
+        <w:t>Chalara lobariae</w:t>
+      </w:r>
+      <w:r>
+        <w:t xml:space="preserve"> (NA) (SLU Artdatabanken, 2025; SLU Artdatabanken, 2024; Nitare &amp; Skogsstyrelsen, 2019).</w:t>
       </w:r>
     </w:p>
     <w:p>
@@ -680,6 +716,20 @@
       </w:r>
       <w:r>
         <w:t>SLU Artdatabanken, Uppsala.</w:t>
+      </w:r>
+    </w:p>
+    <w:p>
+      <w:r>
+        <w:t xml:space="preserve">SLU Artdatabanken, 2025. </w:t>
+      </w:r>
+      <w:r>
+        <w:rPr>
+          <w:i/>
+        </w:rPr>
+        <w:t xml:space="preserve">Över 20 nya lavparasiter för Sverige. </w:t>
+      </w:r>
+      <w:r>
+        <w:t>https://www.slu.se/artdatabanken/arter-och-natur/artiklar/over-20-nya-lavparasiter-for-sverige/</w:t>
       </w:r>
     </w:p>
     <w:sectPr>
@@ -810,7 +860,7 @@
     <w:r>
       <w:tab/>
       <w:tab/>
-      <w:t>2025-07-08</w:t>
+      <w:t>2025-07-09</w:t>
       <w:br/>
       <w:br/>
     </w:r>

--- a/klagomål/A 24777-2025 FSC-klagomål.docx
+++ b/klagomål/A 24777-2025 FSC-klagomål.docx
@@ -860,7 +860,7 @@
     <w:r>
       <w:tab/>
       <w:tab/>
-      <w:t>2025-07-09</w:t>
+      <w:t>2025-07-11</w:t>
       <w:br/>
       <w:br/>
     </w:r>

--- a/klagomål/A 24777-2025 FSC-klagomål.docx
+++ b/klagomål/A 24777-2025 FSC-klagomål.docx
@@ -191,7 +191,7 @@
     </w:p>
     <w:p>
       <w:r>
-        <w:t>I avverkningsanmälan har följande 5 naturvårdsarter hittats: garnlav (NT), lunglav (NT), grönsiska (§4), kungsfågel (§4) och fläcknycklar (§8). Av dessa är 2 rödlistade. För rödlistade arter har rödlistekategorin angivits inom parentes. För fridlysta arter anges även paragrafen i Artskyddsförordningen som arten är fridlyst enligt.</w:t>
+        <w:t>I avverkningsanmälan har följande 6 naturvårdsarter hittats: garnlav (NT), lunglav (NT), korallrot (S, §8), grönsiska (§4), kungsfågel (§4) och fläcknycklar (§8). Av dessa är 2 rödlistade. För rödlistade arter har rödlistekategorin angivits inom parentes. Arter som är signalarter enligt Skogsstyrelsen har markerats med (S). För fridlysta arter anges även paragrafen i Artskyddsförordningen som arten är fridlyst enligt.</w:t>
       </w:r>
     </w:p>
     <w:p>
@@ -296,7 +296,7 @@
     </w:p>
     <w:p>
       <w:r>
-        <w:t>Följande fridlysta arter har sina livsmiljöer och växtplatser i den avverkningsanmälda skogen: grönsiska (§4), kungsfågel (§4) och fläcknycklar (§8).</w:t>
+        <w:t>Följande fridlysta arter har sina livsmiljöer och växtplatser i den avverkningsanmälda skogen: korallrot (S, §8), grönsiska (§4), kungsfågel (§4) och fläcknycklar (§8).</w:t>
       </w:r>
     </w:p>
     <w:p>
@@ -311,6 +311,17 @@
       </w:r>
       <w:r>
         <w:t>(artikel 1). Vidare att de åtgärder som vidtas inte får leda till en försämring av den nuvarande situationen beträffande bevarandet av de fågelarter som avses i artikel 1 (artikel 13). Fågeldirektivet är styrande för tillsynsansvariga myndigheters ärendehantering, ställningstaganden och beslutsfattande.</w:t>
+      </w:r>
+    </w:p>
+    <w:p>
+      <w:r>
+        <w:rPr>
+          <w:b/>
+        </w:rPr>
+        <w:t>Korallrot (§8)</w:t>
+      </w:r>
+      <w:r>
+        <w:t xml:space="preserve"> växer i sumpskogar och annan fuktig eller växelfuktig skogsmark, exempelvis i alkärr och kärrkanter, fuktiga bäckdalar, raviner, myrlaggar, sumpiga strandskogar samt i fuktiga lundar. Den visar på mer eller mindre stabila förhållanden och intakt hydrologi och är känslig för avverkning, körskador, skogsgödsling och dikning. Arten är fridlyst enligt 8 § artskyddsförordningen (SLU Artdatabanken, 2024; Nitare &amp; Skogsstyrelsen, 2019).</w:t>
       </w:r>
     </w:p>
     <w:p>
@@ -419,7 +430,7 @@
         <w:rPr>
           <w:i/>
         </w:rPr>
-        <w:t>I det avverkningsanmälda skogsområdet har 5 naturvårdsarter varav 2 rödlistade arter sina livsmiljöer och växtplatser.</w:t>
+        <w:t>I det avverkningsanmälda skogsområdet har 6 naturvårdsarter varav 2 rödlistade arter sina livsmiljöer och växtplatser.</w:t>
       </w:r>
     </w:p>
     <w:p>
@@ -860,7 +871,7 @@
     <w:r>
       <w:tab/>
       <w:tab/>
-      <w:t>2025-07-11</w:t>
+      <w:t>2025-07-12</w:t>
       <w:br/>
       <w:br/>
     </w:r>

--- a/klagomål/A 24777-2025 FSC-klagomål.docx
+++ b/klagomål/A 24777-2025 FSC-klagomål.docx
@@ -871,7 +871,7 @@
     <w:r>
       <w:tab/>
       <w:tab/>
-      <w:t>2025-07-12</w:t>
+      <w:t>2025-07-13</w:t>
       <w:br/>
       <w:br/>
     </w:r>

--- a/klagomål/A 24777-2025 FSC-klagomål.docx
+++ b/klagomål/A 24777-2025 FSC-klagomål.docx
@@ -871,7 +871,7 @@
     <w:r>
       <w:tab/>
       <w:tab/>
-      <w:t>2025-07-13</w:t>
+      <w:t>2025-07-14</w:t>
       <w:br/>
       <w:br/>
     </w:r>

--- a/klagomål/A 24777-2025 FSC-klagomål.docx
+++ b/klagomål/A 24777-2025 FSC-klagomål.docx
@@ -871,7 +871,7 @@
     <w:r>
       <w:tab/>
       <w:tab/>
-      <w:t>2025-08-06</w:t>
+      <w:t>2025-08-09</w:t>
       <w:br/>
       <w:br/>
     </w:r>

--- a/klagomål/A 24777-2025 FSC-klagomål.docx
+++ b/klagomål/A 24777-2025 FSC-klagomål.docx
@@ -168,7 +168,7 @@
     </w:p>
     <w:p>
       <w:r>
-        <w:t>Detta dokument behandlar höga naturvärden i avverkningsanmälan A 24777-2025 i Ljusdals kommun. Denna avverkningsanmälan inkom 2025-05-22 och omfattar 18,4 ha.</w:t>
+        <w:t>Detta dokument behandlar höga naturvärden i avverkningsanmälan A 24777-2025 i Ljusdals kommun. Denna avverkningsanmälan inkom 2025-05-22 09:46:52 och omfattar 18,4 ha.</w:t>
       </w:r>
     </w:p>
     <w:p>

--- a/klagomål/A 24777-2025 FSC-klagomål.docx
+++ b/klagomål/A 24777-2025 FSC-klagomål.docx
@@ -871,7 +871,7 @@
     <w:r>
       <w:tab/>
       <w:tab/>
-      <w:t>2025-08-09</w:t>
+      <w:t>2025-08-10</w:t>
       <w:br/>
       <w:br/>
     </w:r>

--- a/klagomål/A 24777-2025 FSC-klagomål.docx
+++ b/klagomål/A 24777-2025 FSC-klagomål.docx
@@ -871,7 +871,7 @@
     <w:r>
       <w:tab/>
       <w:tab/>
-      <w:t>2025-08-10</w:t>
+      <w:t>2025-08-11</w:t>
       <w:br/>
       <w:br/>
     </w:r>

--- a/klagomål/A 24777-2025 FSC-klagomål.docx
+++ b/klagomål/A 24777-2025 FSC-klagomål.docx
@@ -871,7 +871,7 @@
     <w:r>
       <w:tab/>
       <w:tab/>
-      <w:t>2025-08-11</w:t>
+      <w:t>2025-08-12</w:t>
       <w:br/>
       <w:br/>
     </w:r>

--- a/klagomål/A 24777-2025 FSC-klagomål.docx
+++ b/klagomål/A 24777-2025 FSC-klagomål.docx
@@ -871,7 +871,7 @@
     <w:r>
       <w:tab/>
       <w:tab/>
-      <w:t>2025-08-12</w:t>
+      <w:t>2025-08-13</w:t>
       <w:br/>
       <w:br/>
     </w:r>

--- a/klagomål/A 24777-2025 FSC-klagomål.docx
+++ b/klagomål/A 24777-2025 FSC-klagomål.docx
@@ -871,7 +871,7 @@
     <w:r>
       <w:tab/>
       <w:tab/>
-      <w:t>2025-08-13</w:t>
+      <w:t>2025-08-14</w:t>
       <w:br/>
       <w:br/>
     </w:r>

--- a/klagomål/A 24777-2025 FSC-klagomål.docx
+++ b/klagomål/A 24777-2025 FSC-klagomål.docx
@@ -871,7 +871,7 @@
     <w:r>
       <w:tab/>
       <w:tab/>
-      <w:t>2025-08-14</w:t>
+      <w:t>2025-08-15</w:t>
       <w:br/>
       <w:br/>
     </w:r>

--- a/klagomål/A 24777-2025 FSC-klagomål.docx
+++ b/klagomål/A 24777-2025 FSC-klagomål.docx
@@ -871,7 +871,7 @@
     <w:r>
       <w:tab/>
       <w:tab/>
-      <w:t>2025-08-15</w:t>
+      <w:t>2025-08-16</w:t>
       <w:br/>
       <w:br/>
     </w:r>

--- a/klagomål/A 24777-2025 FSC-klagomål.docx
+++ b/klagomål/A 24777-2025 FSC-klagomål.docx
@@ -871,7 +871,7 @@
     <w:r>
       <w:tab/>
       <w:tab/>
-      <w:t>2025-08-16</w:t>
+      <w:t>2025-08-17</w:t>
       <w:br/>
       <w:br/>
     </w:r>

--- a/klagomål/A 24777-2025 FSC-klagomål.docx
+++ b/klagomål/A 24777-2025 FSC-klagomål.docx
@@ -871,7 +871,7 @@
     <w:r>
       <w:tab/>
       <w:tab/>
-      <w:t>2025-08-17</w:t>
+      <w:t>2025-08-18</w:t>
       <w:br/>
       <w:br/>
     </w:r>

--- a/klagomål/A 24777-2025 FSC-klagomål.docx
+++ b/klagomål/A 24777-2025 FSC-klagomål.docx
@@ -871,7 +871,7 @@
     <w:r>
       <w:tab/>
       <w:tab/>
-      <w:t>2025-08-18</w:t>
+      <w:t>2025-08-19</w:t>
       <w:br/>
       <w:br/>
     </w:r>

--- a/klagomål/A 24777-2025 FSC-klagomål.docx
+++ b/klagomål/A 24777-2025 FSC-klagomål.docx
@@ -871,7 +871,7 @@
     <w:r>
       <w:tab/>
       <w:tab/>
-      <w:t>2025-08-19</w:t>
+      <w:t>2025-08-20</w:t>
       <w:br/>
       <w:br/>
     </w:r>

--- a/klagomål/A 24777-2025 FSC-klagomål.docx
+++ b/klagomål/A 24777-2025 FSC-klagomål.docx
@@ -871,7 +871,7 @@
     <w:r>
       <w:tab/>
       <w:tab/>
-      <w:t>2025-08-20</w:t>
+      <w:t>2025-08-21</w:t>
       <w:br/>
       <w:br/>
     </w:r>

--- a/klagomål/A 24777-2025 FSC-klagomål.docx
+++ b/klagomål/A 24777-2025 FSC-klagomål.docx
@@ -871,7 +871,7 @@
     <w:r>
       <w:tab/>
       <w:tab/>
-      <w:t>2025-08-21</w:t>
+      <w:t>2025-08-22</w:t>
       <w:br/>
       <w:br/>
     </w:r>

--- a/klagomål/A 24777-2025 FSC-klagomål.docx
+++ b/klagomål/A 24777-2025 FSC-klagomål.docx
@@ -871,7 +871,7 @@
     <w:r>
       <w:tab/>
       <w:tab/>
-      <w:t>2025-08-22</w:t>
+      <w:t>2025-08-23</w:t>
       <w:br/>
       <w:br/>
     </w:r>

--- a/klagomål/A 24777-2025 FSC-klagomål.docx
+++ b/klagomål/A 24777-2025 FSC-klagomål.docx
@@ -871,7 +871,7 @@
     <w:r>
       <w:tab/>
       <w:tab/>
-      <w:t>2025-08-23</w:t>
+      <w:t>2025-08-24</w:t>
       <w:br/>
       <w:br/>
     </w:r>

--- a/klagomål/A 24777-2025 FSC-klagomål.docx
+++ b/klagomål/A 24777-2025 FSC-klagomål.docx
@@ -871,7 +871,7 @@
     <w:r>
       <w:tab/>
       <w:tab/>
-      <w:t>2025-08-24</w:t>
+      <w:t>2025-08-25</w:t>
       <w:br/>
       <w:br/>
     </w:r>

--- a/klagomål/A 24777-2025 FSC-klagomål.docx
+++ b/klagomål/A 24777-2025 FSC-klagomål.docx
@@ -871,7 +871,7 @@
     <w:r>
       <w:tab/>
       <w:tab/>
-      <w:t>2025-08-25</w:t>
+      <w:t>2025-08-26</w:t>
       <w:br/>
       <w:br/>
     </w:r>

--- a/klagomål/A 24777-2025 FSC-klagomål.docx
+++ b/klagomål/A 24777-2025 FSC-klagomål.docx
@@ -871,7 +871,7 @@
     <w:r>
       <w:tab/>
       <w:tab/>
-      <w:t>2025-08-26</w:t>
+      <w:t>2025-08-30</w:t>
       <w:br/>
       <w:br/>
     </w:r>

--- a/klagomål/A 24777-2025 FSC-klagomål.docx
+++ b/klagomål/A 24777-2025 FSC-klagomål.docx
@@ -871,7 +871,7 @@
     <w:r>
       <w:tab/>
       <w:tab/>
-      <w:t>2025-08-30</w:t>
+      <w:t>2025-08-31</w:t>
       <w:br/>
       <w:br/>
     </w:r>

--- a/klagomål/A 24777-2025 FSC-klagomål.docx
+++ b/klagomål/A 24777-2025 FSC-klagomål.docx
@@ -871,7 +871,7 @@
     <w:r>
       <w:tab/>
       <w:tab/>
-      <w:t>2025-08-31</w:t>
+      <w:t>2025-09-01</w:t>
       <w:br/>
       <w:br/>
     </w:r>
